--- a/pr-preview/pr-355/chapters/conciseness-tracked-changes.docx
+++ b/pr-preview/pr-355/chapters/conciseness-tracked-changes.docx
@@ -16,7 +16,7 @@
       </w:pPr>
       <w:del w:id="1" w:author="PR Preview" w:date="2026-01-01T00:00:00Z">
         <w:r>
-          <w:delText xml:space="preserve">Last modified: 2026-10-25 19:48:50 (PDT)</w:delText>
+          <w:delText xml:space="preserve">Last modified: 2026-10-27 13:10:13 (PDT)</w:delText>
         </w:r>
       </w:del>
     </w:p>
@@ -26,7 +26,7 @@
       </w:pPr>
       <w:ins w:id="2" w:author="PR Preview" w:date="2026-01-01T00:00:00Z">
         <w:r>
-          <w:t xml:space="preserve">Last modified: 2026-10-26 00:41:42 (PDT)</w:t>
+          <w:t xml:space="preserve">Last modified: 2026-10-27 20:05:27 (PDT)</w:t>
         </w:r>
       </w:ins>
     </w:p>
@@ -2390,7 +2390,7 @@
     </w:p>
     <w:bookmarkEnd w:id="34"/>
     <w:bookmarkEnd w:id="35"/>
-    <w:bookmarkStart w:id="42" w:name="put-lists-in-bullet-points"/>
+    <w:bookmarkStart w:id="43" w:name="put-lists-in-bullet-points"/>
     <w:p>
       <w:pPr>
         <w:pStyle w:val="Heading2"/>
@@ -2492,6 +2492,26 @@
         <w:pStyle w:val="BodyText"/>
       </w:pPr>
       <w:r>
+        <w:t xml:space="preserve">A case analysis is a parallel run too.</w:t>
+      </w:r>
+      <w:r>
+        <w:t xml:space="preserve"> </w:t>
+      </w:r>
+      <w:r>
+        <w:t xml:space="preserve">Write one bullet per case,</w:t>
+      </w:r>
+      <w:r>
+        <w:t xml:space="preserve"> </w:t>
+      </w:r>
+      <w:r>
+        <w:t xml:space="preserve">and begin each with a bold label that names the case.</w:t>
+      </w:r>
+    </w:p>
+    <w:p>
+      <w:pPr>
+        <w:pStyle w:val="BodyText"/>
+      </w:pPr>
+      <w:r>
         <w:t xml:space="preserve">Bullet lists matter most on slides,</w:t>
       </w:r>
       <w:r>
@@ -2518,7 +2538,7 @@
         <w:pStyle w:val="BodyText"/>
       </w:pPr>
       <w:r>
-        <w:t xml:space="preserve">A few mechanics to keep in mind when writing one:</w:t>
+        <w:t xml:space="preserve">A few mechanics to keep in mind when writing a bullet list:</w:t>
       </w:r>
     </w:p>
     <w:p>
@@ -2928,64 +2948,176 @@
       </w:r>
     </w:p>
     <w:bookmarkEnd w:id="41"/>
-    <w:bookmarkEnd w:id="42"/>
-    <w:bookmarkStart w:id="48" w:name="write-to-communicate-not-to-impress"/>
-    <w:p>
-      <w:pPr>
-        <w:pStyle w:val="Heading2"/>
-      </w:pPr>
-      <w:r>
-        <w:t xml:space="preserve">14 Write to communicate, not to impress</w:t>
-      </w:r>
-    </w:p>
-    <w:p>
-      <w:pPr>
-        <w:pStyle w:val="FirstParagraph"/>
-      </w:pPr>
-      <w:r>
-        <w:t xml:space="preserve">Many rules in this chapter serve one aim:</w:t>
-      </w:r>
-      <w:r>
-        <w:t xml:space="preserve"> </w:t>
-      </w:r>
-      <w:r>
-        <w:t xml:space="preserve">the reader should reach your meaning without extra work.</w:t>
-      </w:r>
-      <w:r>
-        <w:t xml:space="preserve"> </w:t>
-      </w:r>
-      <w:r>
-        <w:t xml:space="preserve">A long word, a nested sentence or a crowded paragraph</w:t>
-      </w:r>
-      <w:r>
-        <w:t xml:space="preserve"> </w:t>
-      </w:r>
-      <w:r>
-        <w:t xml:space="preserve">can make a text sound more formal,</w:t>
-      </w:r>
-      <w:r>
-        <w:t xml:space="preserve"> </w:t>
-      </w:r>
-      <w:r>
-        <w:t xml:space="preserve">but it can add work for the reader</w:t>
-      </w:r>
-      <w:r>
-        <w:t xml:space="preserve"> </w:t>
-      </w:r>
-      <w:r>
-        <w:t xml:space="preserve">without adding to the meaning.</w:t>
-      </w:r>
-      <w:r>
-        <w:t xml:space="preserve"> </w:t>
-      </w:r>
-      <w:r>
-        <w:t xml:space="preserve">So at each level of the text,</w:t>
-      </w:r>
-      <w:r>
-        <w:t xml:space="preserve"> </w:t>
-      </w:r>
-      <w:r>
-        <w:t xml:space="preserve">choose the plainest form that still carries the full meaning:</w:t>
+    <w:bookmarkStart w:id="42" w:name="exm-case-bullets"/>
+    <w:p>
+      <w:pPr>
+        <w:pStyle w:val="BodyText"/>
+      </w:pPr>
+      <w:r>
+        <w:rPr>
+          <w:b/>
+          <w:bCs/>
+        </w:rPr>
+        <w:t xml:space="preserve">Example 11 (Turning a paragraph of cases into bullet points)</w:t>
+      </w:r>
+      <w:r>
+        <w:t xml:space="preserve"> </w:t>
+      </w:r>
+      <w:r>
+        <w:t xml:space="preserve"> </w:t>
+      </w:r>
+    </w:p>
+    <w:p>
+      <w:pPr>
+        <w:pStyle w:val="BlockText"/>
+      </w:pPr>
+      <w:r>
+        <w:t xml:space="preserve">❌ At</w:t>
+      </w:r>
+      <w:r>
+        <w:t xml:space="preserve"> </w:t>
+      </w:r>
+      <m:oMath>
+        <m:r>
+          <m:t>z</m:t>
+        </m:r>
+        <m:r>
+          <m:rPr>
+            <m:sty m:val="p"/>
+          </m:rPr>
+          <m:t>=</m:t>
+        </m:r>
+        <m:r>
+          <m:t>0</m:t>
+        </m:r>
+      </m:oMath>
+      <w:r>
+        <w:t xml:space="preserve"> </w:t>
+      </w:r>
+      <w:r>
+        <w:t xml:space="preserve">the slope is</w:t>
+      </w:r>
+      <w:r>
+        <w:t xml:space="preserve"> </w:t>
+      </w:r>
+      <w:r>
+        <w:t xml:space="preserve">$\dexpitf{0} = 1/4$</w:t>
+      </w:r>
+      <w:r>
+        <w:t xml:space="preserve">.</w:t>
+      </w:r>
+      <w:r>
+        <w:t xml:space="preserve"> </w:t>
+      </w:r>
+      <w:r>
+        <w:t xml:space="preserve">At</w:t>
+      </w:r>
+      <w:r>
+        <w:t xml:space="preserve"> </w:t>
+      </w:r>
+      <m:oMath>
+        <m:r>
+          <m:t>z</m:t>
+        </m:r>
+        <m:r>
+          <m:rPr>
+            <m:sty m:val="p"/>
+          </m:rPr>
+          <m:t>=</m:t>
+        </m:r>
+        <m:r>
+          <m:t>2</m:t>
+        </m:r>
+      </m:oMath>
+      <w:r>
+        <w:t xml:space="preserve"> </w:t>
+      </w:r>
+      <w:r>
+        <w:t xml:space="preserve">it is</w:t>
+      </w:r>
+      <w:r>
+        <w:t xml:space="preserve"> </w:t>
+      </w:r>
+      <w:r>
+        <w:t xml:space="preserve">$\dexpitf{2} \approx 0.105$</w:t>
+      </w:r>
+      <w:r>
+        <w:t xml:space="preserve">.</w:t>
+      </w:r>
+      <w:r>
+        <w:t xml:space="preserve"> </w:t>
+      </w:r>
+      <w:r>
+        <w:t xml:space="preserve">At</w:t>
+      </w:r>
+      <w:r>
+        <w:t xml:space="preserve"> </w:t>
+      </w:r>
+      <m:oMath>
+        <m:r>
+          <m:t>z</m:t>
+        </m:r>
+        <m:r>
+          <m:rPr>
+            <m:sty m:val="p"/>
+          </m:rPr>
+          <m:t>=</m:t>
+        </m:r>
+        <m:r>
+          <m:rPr>
+            <m:sty m:val="p"/>
+          </m:rPr>
+          <m:t>−</m:t>
+        </m:r>
+        <m:r>
+          <m:t>2</m:t>
+        </m:r>
+      </m:oMath>
+      <w:r>
+        <w:t xml:space="preserve"> </w:t>
+      </w:r>
+      <w:r>
+        <w:t xml:space="preserve">it is</w:t>
+      </w:r>
+      <w:r>
+        <w:t xml:space="preserve"> </w:t>
+      </w:r>
+      <w:r>
+        <w:t xml:space="preserve">$\dexpitf{-2} \approx 0.105$</w:t>
+      </w:r>
+      <w:r>
+        <w:t xml:space="preserve">.</w:t>
+      </w:r>
+    </w:p>
+    <w:p>
+      <w:pPr>
+        <w:pStyle w:val="BlockText"/>
+      </w:pPr>
+      <w:r>
+        <w:t xml:space="preserve">✅ The slope</w:t>
+      </w:r>
+      <w:r>
+        <w:t xml:space="preserve"> </w:t>
+      </w:r>
+      <w:r>
+        <w:t xml:space="preserve">$\dexpitf{z}$</w:t>
+      </w:r>
+      <w:r>
+        <w:t xml:space="preserve"> </w:t>
+      </w:r>
+      <w:r>
+        <w:t xml:space="preserve">at three values of</w:t>
+      </w:r>
+      <w:r>
+        <w:t xml:space="preserve"> </w:t>
+      </w:r>
+      <m:oMath>
+        <m:r>
+          <m:t>z</m:t>
+        </m:r>
+      </m:oMath>
+      <w:r>
+        <w:t xml:space="preserve">:</w:t>
       </w:r>
     </w:p>
     <w:p>
@@ -2996,13 +3128,211 @@
           <w:numId w:val="1015"/>
         </w:numPr>
       </w:pPr>
+      <m:oMath>
+        <m:r>
+          <m:t>z</m:t>
+        </m:r>
+        <m:r>
+          <m:rPr>
+            <m:sty m:val="p"/>
+          </m:rPr>
+          <m:t>=</m:t>
+        </m:r>
+        <m:r>
+          <m:t>0</m:t>
+        </m:r>
+      </m:oMath>
+      <w:r>
+        <w:rPr>
+          <w:b/>
+          <w:bCs/>
+        </w:rPr>
+        <w:t xml:space="preserve">:</w:t>
+      </w:r>
+      <w:r>
+        <w:t xml:space="preserve"> </w:t>
+      </w:r>
+      <w:r>
+        <w:t xml:space="preserve">$\dexpitf{0} = 1/4$</w:t>
+      </w:r>
+      <w:r>
+        <w:t xml:space="preserve">.</w:t>
+      </w:r>
+    </w:p>
+    <w:p>
+      <w:pPr>
+        <w:pStyle w:val="Compact"/>
+        <w:numPr>
+          <w:ilvl w:val="0"/>
+          <w:numId w:val="1015"/>
+        </w:numPr>
+      </w:pPr>
+      <m:oMath>
+        <m:r>
+          <m:t>z</m:t>
+        </m:r>
+        <m:r>
+          <m:rPr>
+            <m:sty m:val="p"/>
+          </m:rPr>
+          <m:t>=</m:t>
+        </m:r>
+        <m:r>
+          <m:t>2</m:t>
+        </m:r>
+      </m:oMath>
+      <w:r>
+        <w:rPr>
+          <w:b/>
+          <w:bCs/>
+        </w:rPr>
+        <w:t xml:space="preserve">:</w:t>
+      </w:r>
+      <w:r>
+        <w:t xml:space="preserve"> </w:t>
+      </w:r>
+      <w:r>
+        <w:t xml:space="preserve">$\dexpitf{2} \approx 0.105$</w:t>
+      </w:r>
+      <w:r>
+        <w:t xml:space="preserve">.</w:t>
+      </w:r>
+    </w:p>
+    <w:p>
+      <w:pPr>
+        <w:pStyle w:val="Compact"/>
+        <w:numPr>
+          <w:ilvl w:val="0"/>
+          <w:numId w:val="1015"/>
+        </w:numPr>
+      </w:pPr>
+      <m:oMath>
+        <m:r>
+          <m:t>z</m:t>
+        </m:r>
+        <m:r>
+          <m:rPr>
+            <m:sty m:val="p"/>
+          </m:rPr>
+          <m:t>=</m:t>
+        </m:r>
+        <m:r>
+          <m:rPr>
+            <m:sty m:val="p"/>
+          </m:rPr>
+          <m:t>−</m:t>
+        </m:r>
+        <m:r>
+          <m:t>2</m:t>
+        </m:r>
+      </m:oMath>
+      <w:r>
+        <w:rPr>
+          <w:b/>
+          <w:bCs/>
+        </w:rPr>
+        <w:t xml:space="preserve">:</w:t>
+      </w:r>
+      <w:r>
+        <w:t xml:space="preserve"> </w:t>
+      </w:r>
+      <w:r>
+        <w:t xml:space="preserve">$\dexpitf{-2} \approx 0.105$</w:t>
+      </w:r>
+      <w:r>
+        <w:t xml:space="preserve">.</w:t>
+      </w:r>
+    </w:p>
+    <w:p>
+      <w:pPr>
+        <w:pStyle w:val="FirstParagraph"/>
+      </w:pPr>
+      <w:r>
+        <w:t xml:space="preserve">The labels let the reader find a case at a glance,</w:t>
+      </w:r>
+      <w:r>
+        <w:t xml:space="preserve"> </w:t>
+      </w:r>
+      <w:r>
+        <w:t xml:space="preserve">and the bullets show that there are three.</w:t>
+      </w:r>
+    </w:p>
+    <w:bookmarkEnd w:id="42"/>
+    <w:bookmarkEnd w:id="43"/>
+    <w:bookmarkStart w:id="49" w:name="write-to-communicate-not-to-impress"/>
+    <w:p>
+      <w:pPr>
+        <w:pStyle w:val="Heading2"/>
+      </w:pPr>
+      <w:r>
+        <w:t xml:space="preserve">14 Write to communicate, not to impress</w:t>
+      </w:r>
+    </w:p>
+    <w:p>
+      <w:pPr>
+        <w:pStyle w:val="FirstParagraph"/>
+      </w:pPr>
+      <w:r>
+        <w:t xml:space="preserve">Many rules in this chapter serve one aim:</w:t>
+      </w:r>
+      <w:r>
+        <w:t xml:space="preserve"> </w:t>
+      </w:r>
+      <w:r>
+        <w:t xml:space="preserve">the reader should reach your meaning without extra work.</w:t>
+      </w:r>
+      <w:r>
+        <w:t xml:space="preserve"> </w:t>
+      </w:r>
+      <w:r>
+        <w:t xml:space="preserve">A long word, a nested sentence or a crowded paragraph</w:t>
+      </w:r>
+      <w:r>
+        <w:t xml:space="preserve"> </w:t>
+      </w:r>
+      <w:r>
+        <w:t xml:space="preserve">can make a text sound more formal,</w:t>
+      </w:r>
+      <w:r>
+        <w:t xml:space="preserve"> </w:t>
+      </w:r>
+      <w:r>
+        <w:t xml:space="preserve">but it can add work for the reader</w:t>
+      </w:r>
+      <w:r>
+        <w:t xml:space="preserve"> </w:t>
+      </w:r>
+      <w:r>
+        <w:t xml:space="preserve">without adding to the meaning.</w:t>
+      </w:r>
+      <w:r>
+        <w:t xml:space="preserve"> </w:t>
+      </w:r>
+      <w:r>
+        <w:t xml:space="preserve">So at each level of the text,</w:t>
+      </w:r>
+      <w:r>
+        <w:t xml:space="preserve"> </w:t>
+      </w:r>
+      <w:r>
+        <w:t xml:space="preserve">choose the plainest form that still carries the full meaning:</w:t>
+      </w:r>
+    </w:p>
+    <w:p>
+      <w:pPr>
+        <w:pStyle w:val="Compact"/>
+        <w:numPr>
+          <w:ilvl w:val="0"/>
+          <w:numId w:val="1016"/>
+        </w:numPr>
+      </w:pPr>
       <w:r>
         <w:t xml:space="preserve">for words, see</w:t>
       </w:r>
       <w:r>
         <w:t xml:space="preserve"> </w:t>
       </w:r>
-      <w:hyperlink r:id="rId43">
+      <w:hyperlink r:id="rId44">
         <w:r>
           <w:rPr>
             <w:rStyle w:val="Hyperlink"/>
@@ -3019,7 +3349,7 @@
         <w:pStyle w:val="Compact"/>
         <w:numPr>
           <w:ilvl w:val="0"/>
-          <w:numId w:val="1015"/>
+          <w:numId w:val="1016"/>
         </w:numPr>
       </w:pPr>
       <w:r>
@@ -3045,7 +3375,7 @@
         <w:pStyle w:val="Compact"/>
         <w:numPr>
           <w:ilvl w:val="0"/>
-          <w:numId w:val="1015"/>
+          <w:numId w:val="1016"/>
         </w:numPr>
       </w:pPr>
       <w:r>
@@ -3060,7 +3390,7 @@
       <w:r>
         <w:t xml:space="preserve"> </w:t>
       </w:r>
-      <w:hyperlink r:id="rId44">
+      <w:hyperlink r:id="rId45">
         <w:r>
           <w:rPr>
             <w:rStyle w:val="Hyperlink"/>
@@ -3080,7 +3410,7 @@
         <w:pStyle w:val="Compact"/>
         <w:numPr>
           <w:ilvl w:val="0"/>
-          <w:numId w:val="1015"/>
+          <w:numId w:val="1016"/>
         </w:numPr>
       </w:pPr>
       <w:r>
@@ -3089,7 +3419,7 @@
       <w:r>
         <w:t xml:space="preserve"> </w:t>
       </w:r>
-      <w:hyperlink r:id="rId45">
+      <w:hyperlink r:id="rId46">
         <w:r>
           <w:rPr>
             <w:rStyle w:val="Hyperlink"/>
@@ -3101,7 +3431,7 @@
         <w:t xml:space="preserve">.</w:t>
       </w:r>
     </w:p>
-    <w:bookmarkStart w:id="47" w:name="exm-communicate-not-impress"/>
+    <w:bookmarkStart w:id="48" w:name="exm-communicate-not-impress"/>
     <w:p>
       <w:pPr>
         <w:pStyle w:val="FirstParagraph"/>
@@ -3111,7 +3441,7 @@
           <w:b/>
           <w:bCs/>
         </w:rPr>
-        <w:t xml:space="preserve">Example 11 (Rewriting a sentence written to sound formal)</w:t>
+        <w:t xml:space="preserve">Example 12 (Rewriting a sentence written to sound formal)</w:t>
       </w:r>
       <w:r>
         <w:t xml:space="preserve"> </w:t>
@@ -3242,7 +3572,7 @@
       <w:r>
         <w:t xml:space="preserve"> </w:t>
       </w:r>
-      <w:hyperlink r:id="rId46">
+      <w:hyperlink r:id="rId47">
         <w:r>
           <w:rPr>
             <w:rStyle w:val="Hyperlink"/>
@@ -3350,9 +3680,9 @@
         <w:t xml:space="preserve">and its findings are ones it obtained.</w:t>
       </w:r>
     </w:p>
-    <w:bookmarkEnd w:id="47"/>
     <w:bookmarkEnd w:id="48"/>
-    <w:bookmarkStart w:id="56" w:name="examples-of-concise-writing"/>
+    <w:bookmarkEnd w:id="49"/>
+    <w:bookmarkStart w:id="57" w:name="examples-of-concise-writing"/>
     <w:p>
       <w:pPr>
         <w:pStyle w:val="Heading2"/>
@@ -3449,8 +3779,8 @@
         <w:t xml:space="preserve">.</w:t>
       </w:r>
     </w:p>
-    <w:bookmarkStart w:id="55" w:name="refs"/>
-    <w:bookmarkStart w:id="50" w:name="ref-strunk1920elements"/>
+    <w:bookmarkStart w:id="56" w:name="refs"/>
+    <w:bookmarkStart w:id="51" w:name="ref-strunk1920elements"/>
     <w:p>
       <w:pPr>
         <w:pStyle w:val="Bibliography"/>
@@ -3474,7 +3804,7 @@
       <w:r>
         <w:t xml:space="preserve"> </w:t>
       </w:r>
-      <w:hyperlink r:id="rId49">
+      <w:hyperlink r:id="rId50">
         <w:r>
           <w:rPr>
             <w:rStyle w:val="Hyperlink"/>
@@ -3486,8 +3816,8 @@
         <w:t xml:space="preserve">.</w:t>
       </w:r>
     </w:p>
-    <w:bookmarkEnd w:id="50"/>
-    <w:bookmarkStart w:id="52" w:name="ref-hemingway_style"/>
+    <w:bookmarkEnd w:id="51"/>
+    <w:bookmarkStart w:id="53" w:name="ref-hemingway_style"/>
     <w:p>
       <w:pPr>
         <w:pStyle w:val="Bibliography"/>
@@ -3546,7 +3876,7 @@
       <w:r>
         <w:t xml:space="preserve"> </w:t>
       </w:r>
-      <w:hyperlink r:id="rId51">
+      <w:hyperlink r:id="rId52">
         <w:r>
           <w:rPr>
             <w:rStyle w:val="Hyperlink"/>
@@ -3558,8 +3888,8 @@
         <w:t xml:space="preserve">.</w:t>
       </w:r>
     </w:p>
-    <w:bookmarkEnd w:id="52"/>
-    <w:bookmarkStart w:id="54" w:name="ref-caesar_gallic"/>
+    <w:bookmarkEnd w:id="53"/>
+    <w:bookmarkStart w:id="55" w:name="ref-caesar_gallic"/>
     <w:p>
       <w:pPr>
         <w:pStyle w:val="Bibliography"/>
@@ -3618,7 +3948,7 @@
       <w:r>
         <w:t xml:space="preserve"> </w:t>
       </w:r>
-      <w:hyperlink r:id="rId53">
+      <w:hyperlink r:id="rId54">
         <w:r>
           <w:rPr>
             <w:rStyle w:val="Hyperlink"/>
@@ -3630,9 +3960,9 @@
         <w:t xml:space="preserve">.</w:t>
       </w:r>
     </w:p>
-    <w:bookmarkEnd w:id="54"/>
     <w:bookmarkEnd w:id="55"/>
     <w:bookmarkEnd w:id="56"/>
+    <w:bookmarkEnd w:id="57"/>
     <w:sectPr>
       <w:footnotePr>
         <w:numRestart w:val="eachSect"/>
@@ -4004,6 +4334,9 @@
     </w:lvlOverride>
   </w:num>
   <w:num w:numId="1015">
+    <w:abstractNumId w:val="991"/>
+  </w:num>
+  <w:num w:numId="1016">
     <w:abstractNumId w:val="991"/>
   </w:num>
 </w:numbering>

--- a/pr-preview/pr-355/chapters/conciseness-tracked-changes.docx
+++ b/pr-preview/pr-355/chapters/conciseness-tracked-changes.docx
@@ -16,7 +16,7 @@
       </w:pPr>
       <w:del w:id="1" w:author="PR Preview" w:date="2026-01-01T00:00:00Z">
         <w:r>
-          <w:delText xml:space="preserve">Last modified: 2026-10-27 13:10:13 (PDT)</w:delText>
+          <w:delText xml:space="preserve">Last modified: 2026-10-27 20:28:02 (PDT)</w:delText>
         </w:r>
       </w:del>
     </w:p>
@@ -26,7 +26,7 @@
       </w:pPr>
       <w:ins w:id="2" w:author="PR Preview" w:date="2026-01-01T00:00:00Z">
         <w:r>
-          <w:t xml:space="preserve">Last modified: 2026-10-27 20:05:27 (PDT)</w:t>
+          <w:t xml:space="preserve">Last modified: 2026-10-27 20:34:11 (PDT)</w:t>
         </w:r>
       </w:ins>
     </w:p>

--- a/pr-preview/pr-355/chapters/conciseness-tracked-changes.docx
+++ b/pr-preview/pr-355/chapters/conciseness-tracked-changes.docx
@@ -16,7 +16,7 @@
       </w:pPr>
       <w:del w:id="1" w:author="PR Preview" w:date="2026-01-01T00:00:00Z">
         <w:r>
-          <w:delText xml:space="preserve">Last modified: 2026-10-27 20:28:02 (PDT)</w:delText>
+          <w:delText xml:space="preserve">Last modified: 2026-10-27 20:34:06 (PDT)</w:delText>
         </w:r>
       </w:del>
     </w:p>
@@ -26,7 +26,7 @@
       </w:pPr>
       <w:ins w:id="2" w:author="PR Preview" w:date="2026-01-01T00:00:00Z">
         <w:r>
-          <w:t xml:space="preserve">Last modified: 2026-10-27 20:34:11 (PDT)</w:t>
+          <w:t xml:space="preserve">Last modified: 2026-10-27 20:44:41 (PDT)</w:t>
         </w:r>
       </w:ins>
     </w:p>

--- a/pr-preview/pr-355/chapters/conciseness-tracked-changes.docx
+++ b/pr-preview/pr-355/chapters/conciseness-tracked-changes.docx
@@ -16,7 +16,7 @@
       </w:pPr>
       <w:del w:id="1" w:author="PR Preview" w:date="2026-01-01T00:00:00Z">
         <w:r>
-          <w:delText xml:space="preserve">Last modified: 2026-10-27 20:34:06 (PDT)</w:delText>
+          <w:delText xml:space="preserve">Last modified: 2026-10-27 20:51:01 (PDT)</w:delText>
         </w:r>
       </w:del>
     </w:p>
@@ -26,7 +26,7 @@
       </w:pPr>
       <w:ins w:id="2" w:author="PR Preview" w:date="2026-01-01T00:00:00Z">
         <w:r>
-          <w:t xml:space="preserve">Last modified: 2026-10-27 20:44:41 (PDT)</w:t>
+          <w:t xml:space="preserve">Last modified: 2026-10-27 20:51:15 (PDT)</w:t>
         </w:r>
       </w:ins>
     </w:p>
